--- a/ubuntu-26.04/GNOME_RD_Troubleshooting_Dokumentation.docx
+++ b/ubuntu-26.04/GNOME_RD_Troubleshooting_Dokumentation.docx
@@ -1964,7 +1964,638 @@
         <w:spacing w:after="200" w:before="400"/>
       </w:pPr>
       <w:r>
-        <w:t xml:space="preserve">9. Referenz: nützliche Befehle</w:t>
+        <w:t xml:space="preserve">9. Lizmap-Laufzeitfehler: fehlende jcache-Profile + Terminal-Korruption</w:t>
+      </w:r>
+    </w:p>
+    <w:p>
+      <w:pPr>
+        <w:spacing w:after="150"/>
+      </w:pPr>
+      <w:r>
+        <w:t xml:space="preserve">Nach der Wiederherstellung des 0-Byte-Deployments (Abschnitt 8) lief die Lizmap-Startseite wieder, aber einzelne Funktionen (Bild-/Medien-Auslieferung, WFS-Requests) scheiterten weiterhin mit HTTP 500.</w:t>
+      </w:r>
+    </w:p>
+    <w:p>
+      <w:pPr>
+        <w:pStyle w:val="Heading2"/>
+        <w:spacing w:after="150" w:before="300"/>
+      </w:pPr>
+      <w:r>
+        <w:t xml:space="preserve">9.1 Symptom</w:t>
+      </w:r>
+    </w:p>
+    <w:p>
+      <w:pPr>
+        <w:spacing w:after="150"/>
+      </w:pPr>
+      <w:r>
+        <w:t xml:space="preserve">Im Lizmap-Errorlog (${LIZMAP_DIR}/lizmap/var/log/errors.log) erschien wiederholt:</w:t>
+      </w:r>
+    </w:p>
+    <w:p>
+      <w:pPr>
+        <w:shd w:fill="F2F2F2" w:val="clear"/>
+        <w:spacing w:after="20"/>
+      </w:pPr>
+      <w:r>
+        <w:rPr>
+          <w:rFonts w:ascii="Consolas" w:cs="Consolas" w:eastAsia="Consolas" w:hAnsi="Consolas"/>
+          <w:sz w:val="19"/>
+          <w:szCs w:val="19"/>
+        </w:rPr>
+        <w:t xml:space="preserve">Unknown profile "qgisprojects" for "jcache"</w:t>
+      </w:r>
+    </w:p>
+    <w:p>
+      <w:pPr>
+        <w:spacing w:after="150"/>
+      </w:pPr>
+      <w:r>
+        <w:t xml:space="preserve">Betroffen waren u. a. Medien-Anzeige (view/media/illustration) und WFS GetCapabilities-Requests — beide durchlaufen Lizmaps Layer-Cache (Lizmap\\Project\\ProjectCache), der auf das Jelix-Cache-Profil qgisprojects angewiesen ist.</w:t>
+      </w:r>
+    </w:p>
+    <w:p>
+      <w:pPr>
+        <w:pStyle w:val="Heading2"/>
+        <w:spacing w:after="150" w:before="300"/>
+      </w:pPr>
+      <w:r>
+        <w:t xml:space="preserve">9.2 Ursache: profiles.ini.php fehlten die [jcache:*]-Sektionen</w:t>
+      </w:r>
+    </w:p>
+    <w:p>
+      <w:pPr>
+        <w:spacing w:after="150"/>
+      </w:pPr>
+      <w:r>
+        <w:t xml:space="preserve">profiles.ini.php enthielt nur die drei [jdb:*]-Datenbank-Sektionen, aber keine [jcache:default]/[jcache:qgisprojects]/[jcache:requests]-Sektionen. Sehr wahrscheinlich stammte die beim 0-Byte-Fix (Abschnitt 8.2) zurückkopierte profiles.ini.php aus einem noch älteren, unvollständigen Installationslauf, der diese Sektionen nie geschrieben hatte.</w:t>
+      </w:r>
+    </w:p>
+    <w:p>
+      <w:pPr>
+        <w:spacing w:after="150"/>
+      </w:pPr>
+      <w:r>
+        <w:t xml:space="preserve">Fix: fehlende Sektionen ergänzen, betroffene Cache-Verzeichnisse sicherstellen, PHP-FPM neu starten (OPcache, siehe Abschnitt 8.3):</w:t>
+      </w:r>
+    </w:p>
+    <w:p>
+      <w:pPr>
+        <w:shd w:fill="F2F2F2" w:val="clear"/>
+        <w:spacing w:after="20"/>
+      </w:pPr>
+      <w:r>
+        <w:rPr>
+          <w:rFonts w:ascii="Consolas" w:cs="Consolas" w:eastAsia="Consolas" w:hAnsi="Consolas"/>
+          <w:sz w:val="19"/>
+          <w:szCs w:val="19"/>
+        </w:rPr>
+        <w:t xml:space="preserve">cat &gt;&gt; /var/www/lizmap/lizmap/var/config/profiles.ini.php &lt;&lt;'PROFILES'</w:t>
+      </w:r>
+    </w:p>
+    <w:p>
+      <w:pPr>
+        <w:shd w:fill="F2F2F2" w:val="clear"/>
+        <w:spacing w:after="20"/>
+      </w:pPr>
+      <w:r>
+        <w:rPr>
+          <w:rFonts w:ascii="Consolas" w:cs="Consolas" w:eastAsia="Consolas" w:hAnsi="Consolas"/>
+          <w:sz w:val="19"/>
+          <w:szCs w:val="19"/>
+        </w:rPr>
+        <w:t xml:space="preserve"/>
+      </w:r>
+    </w:p>
+    <w:p>
+      <w:pPr>
+        <w:shd w:fill="F2F2F2" w:val="clear"/>
+        <w:spacing w:after="20"/>
+      </w:pPr>
+      <w:r>
+        <w:rPr>
+          <w:rFonts w:ascii="Consolas" w:cs="Consolas" w:eastAsia="Consolas" w:hAnsi="Consolas"/>
+          <w:sz w:val="19"/>
+          <w:szCs w:val="19"/>
+        </w:rPr>
+        <w:t xml:space="preserve">[jcache:default]</w:t>
+      </w:r>
+    </w:p>
+    <w:p>
+      <w:pPr>
+        <w:shd w:fill="F2F2F2" w:val="clear"/>
+        <w:spacing w:after="20"/>
+      </w:pPr>
+      <w:r>
+        <w:rPr>
+          <w:rFonts w:ascii="Consolas" w:cs="Consolas" w:eastAsia="Consolas" w:hAnsi="Consolas"/>
+          <w:sz w:val="19"/>
+          <w:szCs w:val="19"/>
+        </w:rPr>
+        <w:t xml:space="preserve">driver=file</w:t>
+      </w:r>
+    </w:p>
+    <w:p>
+      <w:pPr>
+        <w:shd w:fill="F2F2F2" w:val="clear"/>
+        <w:spacing w:after="20"/>
+      </w:pPr>
+      <w:r>
+        <w:rPr>
+          <w:rFonts w:ascii="Consolas" w:cs="Consolas" w:eastAsia="Consolas" w:hAnsi="Consolas"/>
+          <w:sz w:val="19"/>
+          <w:szCs w:val="19"/>
+        </w:rPr>
+        <w:t xml:space="preserve">storage_dir=/var/www/lizmap/lizmap/var/cache</w:t>
+      </w:r>
+    </w:p>
+    <w:p>
+      <w:pPr>
+        <w:shd w:fill="F2F2F2" w:val="clear"/>
+        <w:spacing w:after="20"/>
+      </w:pPr>
+      <w:r>
+        <w:rPr>
+          <w:rFonts w:ascii="Consolas" w:cs="Consolas" w:eastAsia="Consolas" w:hAnsi="Consolas"/>
+          <w:sz w:val="19"/>
+          <w:szCs w:val="19"/>
+        </w:rPr>
+        <w:t xml:space="preserve">ttl=300</w:t>
+      </w:r>
+    </w:p>
+    <w:p>
+      <w:pPr>
+        <w:shd w:fill="F2F2F2" w:val="clear"/>
+        <w:spacing w:after="20"/>
+      </w:pPr>
+      <w:r>
+        <w:rPr>
+          <w:rFonts w:ascii="Consolas" w:cs="Consolas" w:eastAsia="Consolas" w:hAnsi="Consolas"/>
+          <w:sz w:val="19"/>
+          <w:szCs w:val="19"/>
+        </w:rPr>
+        <w:t xml:space="preserve"/>
+      </w:r>
+    </w:p>
+    <w:p>
+      <w:pPr>
+        <w:shd w:fill="F2F2F2" w:val="clear"/>
+        <w:spacing w:after="20"/>
+      </w:pPr>
+      <w:r>
+        <w:rPr>
+          <w:rFonts w:ascii="Consolas" w:cs="Consolas" w:eastAsia="Consolas" w:hAnsi="Consolas"/>
+          <w:sz w:val="19"/>
+          <w:szCs w:val="19"/>
+        </w:rPr>
+        <w:t xml:space="preserve">[jcache:qgisprojects]</w:t>
+      </w:r>
+    </w:p>
+    <w:p>
+      <w:pPr>
+        <w:shd w:fill="F2F2F2" w:val="clear"/>
+        <w:spacing w:after="20"/>
+      </w:pPr>
+      <w:r>
+        <w:rPr>
+          <w:rFonts w:ascii="Consolas" w:cs="Consolas" w:eastAsia="Consolas" w:hAnsi="Consolas"/>
+          <w:sz w:val="19"/>
+          <w:szCs w:val="19"/>
+        </w:rPr>
+        <w:t xml:space="preserve">driver=file</w:t>
+      </w:r>
+    </w:p>
+    <w:p>
+      <w:pPr>
+        <w:shd w:fill="F2F2F2" w:val="clear"/>
+        <w:spacing w:after="20"/>
+      </w:pPr>
+      <w:r>
+        <w:rPr>
+          <w:rFonts w:ascii="Consolas" w:cs="Consolas" w:eastAsia="Consolas" w:hAnsi="Consolas"/>
+          <w:sz w:val="19"/>
+          <w:szCs w:val="19"/>
+        </w:rPr>
+        <w:t xml:space="preserve">storage_dir=/var/www/lizmap/lizmap/var/cache/qgisprojects</w:t>
+      </w:r>
+    </w:p>
+    <w:p>
+      <w:pPr>
+        <w:shd w:fill="F2F2F2" w:val="clear"/>
+        <w:spacing w:after="20"/>
+      </w:pPr>
+      <w:r>
+        <w:rPr>
+          <w:rFonts w:ascii="Consolas" w:cs="Consolas" w:eastAsia="Consolas" w:hAnsi="Consolas"/>
+          <w:sz w:val="19"/>
+          <w:szCs w:val="19"/>
+        </w:rPr>
+        <w:t xml:space="preserve">ttl=300</w:t>
+      </w:r>
+    </w:p>
+    <w:p>
+      <w:pPr>
+        <w:shd w:fill="F2F2F2" w:val="clear"/>
+        <w:spacing w:after="20"/>
+      </w:pPr>
+      <w:r>
+        <w:rPr>
+          <w:rFonts w:ascii="Consolas" w:cs="Consolas" w:eastAsia="Consolas" w:hAnsi="Consolas"/>
+          <w:sz w:val="19"/>
+          <w:szCs w:val="19"/>
+        </w:rPr>
+        <w:t xml:space="preserve"/>
+      </w:r>
+    </w:p>
+    <w:p>
+      <w:pPr>
+        <w:shd w:fill="F2F2F2" w:val="clear"/>
+        <w:spacing w:after="20"/>
+      </w:pPr>
+      <w:r>
+        <w:rPr>
+          <w:rFonts w:ascii="Consolas" w:cs="Consolas" w:eastAsia="Consolas" w:hAnsi="Consolas"/>
+          <w:sz w:val="19"/>
+          <w:szCs w:val="19"/>
+        </w:rPr>
+        <w:t xml:space="preserve">[jcache:requests]</w:t>
+      </w:r>
+    </w:p>
+    <w:p>
+      <w:pPr>
+        <w:shd w:fill="F2F2F2" w:val="clear"/>
+        <w:spacing w:after="20"/>
+      </w:pPr>
+      <w:r>
+        <w:rPr>
+          <w:rFonts w:ascii="Consolas" w:cs="Consolas" w:eastAsia="Consolas" w:hAnsi="Consolas"/>
+          <w:sz w:val="19"/>
+          <w:szCs w:val="19"/>
+        </w:rPr>
+        <w:t xml:space="preserve">driver=file</w:t>
+      </w:r>
+    </w:p>
+    <w:p>
+      <w:pPr>
+        <w:shd w:fill="F2F2F2" w:val="clear"/>
+        <w:spacing w:after="20"/>
+      </w:pPr>
+      <w:r>
+        <w:rPr>
+          <w:rFonts w:ascii="Consolas" w:cs="Consolas" w:eastAsia="Consolas" w:hAnsi="Consolas"/>
+          <w:sz w:val="19"/>
+          <w:szCs w:val="19"/>
+        </w:rPr>
+        <w:t xml:space="preserve">storage_dir=/var/www/lizmap/lizmap/var/cache/requests</w:t>
+      </w:r>
+    </w:p>
+    <w:p>
+      <w:pPr>
+        <w:shd w:fill="F2F2F2" w:val="clear"/>
+        <w:spacing w:after="20"/>
+      </w:pPr>
+      <w:r>
+        <w:rPr>
+          <w:rFonts w:ascii="Consolas" w:cs="Consolas" w:eastAsia="Consolas" w:hAnsi="Consolas"/>
+          <w:sz w:val="19"/>
+          <w:szCs w:val="19"/>
+        </w:rPr>
+        <w:t xml:space="preserve">ttl=300</w:t>
+      </w:r>
+    </w:p>
+    <w:p>
+      <w:pPr>
+        <w:shd w:fill="F2F2F2" w:val="clear"/>
+        <w:spacing w:after="20"/>
+      </w:pPr>
+      <w:r>
+        <w:rPr>
+          <w:rFonts w:ascii="Consolas" w:cs="Consolas" w:eastAsia="Consolas" w:hAnsi="Consolas"/>
+          <w:sz w:val="19"/>
+          <w:szCs w:val="19"/>
+        </w:rPr>
+        <w:t xml:space="preserve">PROFILES</w:t>
+      </w:r>
+    </w:p>
+    <w:p>
+      <w:pPr>
+        <w:pStyle w:val="Heading2"/>
+        <w:spacing w:after="150" w:before="300"/>
+      </w:pPr>
+      <w:r>
+        <w:t xml:space="preserve">9.3 Zusatzhürde: Jelix' eigener Kompilierungs-Cache</w:t>
+      </w:r>
+    </w:p>
+    <w:p>
+      <w:pPr>
+        <w:spacing w:after="150"/>
+      </w:pPr>
+      <w:r>
+        <w:t xml:space="preserve">Ein reiner PHP-FPM-Neustart (OPcache) reichte diesmal NICHT aus — der Fehler blieb bestehen, obwohl profiles.ini.php korrekt aussah. Ursache: Jelix (das Framework unter Lizmap) kompiliert profiles.ini.php separat in eine eigene Cache-Datei:</w:t>
+      </w:r>
+    </w:p>
+    <w:p>
+      <w:pPr>
+        <w:shd w:fill="F2F2F2" w:val="clear"/>
+        <w:spacing w:after="20"/>
+      </w:pPr>
+      <w:r>
+        <w:rPr>
+          <w:rFonts w:ascii="Consolas" w:cs="Consolas" w:eastAsia="Consolas" w:hAnsi="Consolas"/>
+          <w:sz w:val="19"/>
+          <w:szCs w:val="19"/>
+        </w:rPr>
+        <w:t xml:space="preserve">/var/www/lizmap/temp/lizmap/www/profiles.cache.json</w:t>
+      </w:r>
+    </w:p>
+    <w:p>
+      <w:pPr>
+        <w:spacing w:after="150"/>
+      </w:pPr>
+      <w:r>
+        <w:t xml:space="preserve">Diese Datei wird nicht automatisch invalidiert, wenn profiles.ini.php sich ändert. Fix: den kompletten temp/-Ordner leeren (bzw. lizmap/install/clean_vartmp.sh verwenden, falls vorhanden):</w:t>
+      </w:r>
+    </w:p>
+    <w:p>
+      <w:pPr>
+        <w:shd w:fill="F2F2F2" w:val="clear"/>
+        <w:spacing w:after="20"/>
+      </w:pPr>
+      <w:r>
+        <w:rPr>
+          <w:rFonts w:ascii="Consolas" w:cs="Consolas" w:eastAsia="Consolas" w:hAnsi="Consolas"/>
+          <w:sz w:val="19"/>
+          <w:szCs w:val="19"/>
+        </w:rPr>
+        <w:t xml:space="preserve">rm -rf /var/www/lizmap/temp/*</w:t>
+      </w:r>
+    </w:p>
+    <w:p>
+      <w:pPr>
+        <w:shd w:fill="F2F2F2" w:val="clear"/>
+        <w:spacing w:after="20"/>
+      </w:pPr>
+      <w:r>
+        <w:rPr>
+          <w:rFonts w:ascii="Consolas" w:cs="Consolas" w:eastAsia="Consolas" w:hAnsi="Consolas"/>
+          <w:sz w:val="19"/>
+          <w:szCs w:val="19"/>
+        </w:rPr>
+        <w:t xml:space="preserve">mkdir -p /var/www/lizmap/temp/lizmap</w:t>
+      </w:r>
+    </w:p>
+    <w:p>
+      <w:pPr>
+        <w:shd w:fill="F2F2F2" w:val="clear"/>
+        <w:spacing w:after="20"/>
+      </w:pPr>
+      <w:r>
+        <w:rPr>
+          <w:rFonts w:ascii="Consolas" w:cs="Consolas" w:eastAsia="Consolas" w:hAnsi="Consolas"/>
+          <w:sz w:val="19"/>
+          <w:szCs w:val="19"/>
+        </w:rPr>
+        <w:t xml:space="preserve">chown -R www-data:www-data /var/www/lizmap/temp</w:t>
+      </w:r>
+    </w:p>
+    <w:p>
+      <w:pPr>
+        <w:shd w:fill="F2F2F2" w:val="clear"/>
+        <w:spacing w:after="20"/>
+      </w:pPr>
+      <w:r>
+        <w:rPr>
+          <w:rFonts w:ascii="Consolas" w:cs="Consolas" w:eastAsia="Consolas" w:hAnsi="Consolas"/>
+          <w:sz w:val="19"/>
+          <w:szCs w:val="19"/>
+        </w:rPr>
+        <w:t xml:space="preserve">systemctl restart php8.5-fpm</w:t>
+      </w:r>
+    </w:p>
+    <w:p>
+      <w:pPr>
+        <w:pStyle w:val="Heading2"/>
+        <w:spacing w:after="150" w:before="300"/>
+      </w:pPr>
+      <w:r>
+        <w:t xml:space="preserve">9.4 Zweite Zusatzhürde: unbeabsichtigte Binär-Korruption beim Nachbearbeiten</w:t>
+      </w:r>
+    </w:p>
+    <w:p>
+      <w:pPr>
+        <w:spacing w:after="150"/>
+      </w:pPr>
+      <w:r>
+        <w:t xml:space="preserve">Nach dem ersten Fix-Versuch blieb der Fehler weiterhin bestehen. file profiles.ini.php zeigte data statt des erwarteten ASCII text/UTF-8-Ergebnisses — die Datei war beim Bearbeiten über die Terminal-/RDP-Sitzung mit binärem Datenmüll durchsetzt worden, vermutlich durch dieselbe Art von eingeschleusten Steuerzeichen, die schon früher in dieser Session bei einem tail-Befehl auffiel (siehe kryptische Zeichenketten wie [1@l [1@s in einer früheren Terminal-Ausgabe).</w:t>
+      </w:r>
+    </w:p>
+    <w:p>
+      <w:pPr>
+        <w:pBdr>
+          <w:left w:val="single" w:color="E0A030" w:sz="12"/>
+        </w:pBdr>
+        <w:shd w:fill="FFF4E5" w:val="clear"/>
+        <w:spacing w:after="150" w:before="100"/>
+        <w:ind w:left="200"/>
+      </w:pPr>
+      <w:r>
+        <w:rPr>
+          <w:b/>
+          <w:bCs/>
+          <w:i/>
+          <w:iCs/>
+        </w:rPr>
+        <w:t xml:space="preserve">Hinweis: </w:t>
+      </w:r>
+      <w:r>
+        <w:rPr>
+          <w:i/>
+          <w:iCs/>
+        </w:rPr>
+        <w:t xml:space="preserve">Mehrzeilige Heredocs (cat &gt; datei &lt;&lt;'EOF' ...) sind zwar gegen Shell-Expansion abgesichert, nicht aber gegen Steuerzeichen, die von einer fehlerhaften Terminal-/RDP-Sitzung schon vor der Shell-Verarbeitung in den Eingabestrom eingeschleust werden.</w:t>
+      </w:r>
+    </w:p>
+    <w:p>
+      <w:pPr>
+        <w:spacing w:after="150"/>
+      </w:pPr>
+      <w:r>
+        <w:t xml:space="preserve">Robuster Workaround: Inhalt Base64-kodiert übertragen — das Base64-Alphabet enthält ausschließlich unkritische ASCII-Zeichen, die von keinem Terminal verstümmelt werden können:</w:t>
+      </w:r>
+    </w:p>
+    <w:p>
+      <w:pPr>
+        <w:shd w:fill="F2F2F2" w:val="clear"/>
+        <w:spacing w:after="20"/>
+      </w:pPr>
+      <w:r>
+        <w:rPr>
+          <w:rFonts w:ascii="Consolas" w:cs="Consolas" w:eastAsia="Consolas" w:hAnsi="Consolas"/>
+          <w:sz w:val="19"/>
+          <w:szCs w:val="19"/>
+        </w:rPr>
+        <w:t xml:space="preserve"># Lokal (oder auf einer sauberen Session) kodieren:</w:t>
+      </w:r>
+    </w:p>
+    <w:p>
+      <w:pPr>
+        <w:shd w:fill="F2F2F2" w:val="clear"/>
+        <w:spacing w:after="20"/>
+      </w:pPr>
+      <w:r>
+        <w:rPr>
+          <w:rFonts w:ascii="Consolas" w:cs="Consolas" w:eastAsia="Consolas" w:hAnsi="Consolas"/>
+          <w:sz w:val="19"/>
+          <w:szCs w:val="19"/>
+        </w:rPr>
+        <w:t xml:space="preserve">base64 -w0 profiles.ini.php &gt; profiles.ini.php.b64</w:t>
+      </w:r>
+    </w:p>
+    <w:p>
+      <w:pPr>
+        <w:shd w:fill="F2F2F2" w:val="clear"/>
+        <w:spacing w:after="20"/>
+      </w:pPr>
+      <w:r>
+        <w:rPr>
+          <w:rFonts w:ascii="Consolas" w:cs="Consolas" w:eastAsia="Consolas" w:hAnsi="Consolas"/>
+          <w:sz w:val="19"/>
+          <w:szCs w:val="19"/>
+        </w:rPr>
+        <w:t xml:space="preserve"/>
+      </w:r>
+    </w:p>
+    <w:p>
+      <w:pPr>
+        <w:shd w:fill="F2F2F2" w:val="clear"/>
+        <w:spacing w:after="20"/>
+      </w:pPr>
+      <w:r>
+        <w:rPr>
+          <w:rFonts w:ascii="Consolas" w:cs="Consolas" w:eastAsia="Consolas" w:hAnsi="Consolas"/>
+          <w:sz w:val="19"/>
+          <w:szCs w:val="19"/>
+        </w:rPr>
+        <w:t xml:space="preserve"># Auf dem Zielserver dekodieren (ein Einzeiler, unempfindlich gegen Terminal-Probleme):</w:t>
+      </w:r>
+    </w:p>
+    <w:p>
+      <w:pPr>
+        <w:shd w:fill="F2F2F2" w:val="clear"/>
+        <w:spacing w:after="20"/>
+      </w:pPr>
+      <w:r>
+        <w:rPr>
+          <w:rFonts w:ascii="Consolas" w:cs="Consolas" w:eastAsia="Consolas" w:hAnsi="Consolas"/>
+          <w:sz w:val="19"/>
+          <w:szCs w:val="19"/>
+        </w:rPr>
+        <w:t xml:space="preserve">echo "&lt;BASE64-STRING&gt;" | base64 -d &gt; /var/www/lizmap/lizmap/var/config/profiles.ini.php</w:t>
+      </w:r>
+    </w:p>
+    <w:p>
+      <w:pPr>
+        <w:shd w:fill="F2F2F2" w:val="clear"/>
+        <w:spacing w:after="20"/>
+      </w:pPr>
+      <w:r>
+        <w:rPr>
+          <w:rFonts w:ascii="Consolas" w:cs="Consolas" w:eastAsia="Consolas" w:hAnsi="Consolas"/>
+          <w:sz w:val="19"/>
+          <w:szCs w:val="19"/>
+        </w:rPr>
+        <w:t xml:space="preserve">file /var/www/lizmap/lizmap/var/config/profiles.ini.php   # muss "ASCII text" zeigen, nicht "data"</w:t>
+      </w:r>
+    </w:p>
+    <w:p>
+      <w:pPr>
+        <w:pStyle w:val="Heading2"/>
+        <w:spacing w:after="150" w:before="300"/>
+      </w:pPr>
+      <w:r>
+        <w:t xml:space="preserve">9.5 Fix im Installationsscript nachgerüstet</w:t>
+      </w:r>
+    </w:p>
+    <w:p>
+      <w:pPr>
+        <w:spacing w:after="150"/>
+      </w:pPr>
+      <w:r>
+        <w:t xml:space="preserve">Alle fünf Installationsscript-Varianten prüfen jetzt bei JEDEM Lauf (nicht nur bei einer Frischinstallation) unabhängig, ob profiles.ini.php alle drei jcache-Sektionen enthält, und ergänzen sie andernfalls automatisch:</w:t>
+      </w:r>
+    </w:p>
+    <w:p>
+      <w:pPr>
+        <w:pStyle w:val="ListParagraph"/>
+        <w:numPr>
+          <w:ilvl w:val="0"/>
+          <w:numId w:val="1"/>
+        </w:numPr>
+        <w:spacing w:after="80"/>
+      </w:pPr>
+      <w:r>
+        <w:t xml:space="preserve">Der Check läuft ausserhalb des "nur bei Frischinstallation"-Blocks — greift also auch, wenn installer.ini.php bereits existiert (z. B. nach einer manuellen Wiederherstellung wie in Abschnitt 8.2).</w:t>
+      </w:r>
+    </w:p>
+    <w:p>
+      <w:pPr>
+        <w:pStyle w:val="ListParagraph"/>
+        <w:numPr>
+          <w:ilvl w:val="0"/>
+          <w:numId w:val="1"/>
+        </w:numPr>
+        <w:spacing w:after="80"/>
+      </w:pPr>
+      <w:r>
+        <w:t xml:space="preserve">Nach einer Reparatur wird zusätzlich automatisch temp/ geleert (siehe 9.3), damit Jelix die korrigierte Datei sicher neu einliest.</w:t>
+      </w:r>
+    </w:p>
+    <w:p>
+      <w:pPr>
+        <w:pStyle w:val="ListParagraph"/>
+        <w:numPr>
+          <w:ilvl w:val="0"/>
+          <w:numId w:val="1"/>
+        </w:numPr>
+        <w:spacing w:after="80"/>
+      </w:pPr>
+      <w:r>
+        <w:t xml:space="preserve">Nach dem Schreiben verifiziert das Script per file, dass die Datei tatsächlich Text ist (nicht data) — ein Frühwarnsystem für die Terminal-Korruption aus 9.4, falls sie erneut auftreten sollte.</w:t>
+      </w:r>
+    </w:p>
+    <w:p>
+      <w:pPr>
+        <w:pBdr>
+          <w:left w:val="single" w:color="E0A030" w:sz="12"/>
+        </w:pBdr>
+        <w:shd w:fill="FFF4E5" w:val="clear"/>
+        <w:spacing w:after="150" w:before="100"/>
+        <w:ind w:left="200"/>
+      </w:pPr>
+      <w:r>
+        <w:rPr>
+          <w:b/>
+          <w:bCs/>
+          <w:i/>
+          <w:iCs/>
+        </w:rPr>
+        <w:t xml:space="preserve">Hinweis: </w:t>
+      </w:r>
+      <w:r>
+        <w:rPr>
+          <w:i/>
+          <w:iCs/>
+        </w:rPr>
+        <w:t xml:space="preserve">Diese Ergänzung macht das Script an dieser Stelle selbstheilend: Eine unvollständige profiles.ini.php (gleich aus welcher Quelle) wird beim nächsten Skript-Lauf automatisch repariert, statt weiterhin stillschweigend HTTP-500-Fehler zu produzieren.</w:t>
+      </w:r>
+    </w:p>
+    <w:p>
+      <w:pPr>
+        <w:pStyle w:val="Heading1"/>
+        <w:spacing w:after="200" w:before="400"/>
+      </w:pPr>
+      <w:r>
+        <w:t xml:space="preserve">10. Referenz: nützliche Befehle</w:t>
       </w:r>
     </w:p>
     <w:tbl>
@@ -2163,7 +2794,7 @@
         <w:spacing w:after="200" w:before="400"/>
       </w:pPr>
       <w:r>
-        <w:t xml:space="preserve">10. Offene Punkte / mögliche nächste Schritte</w:t>
+        <w:t xml:space="preserve">11. Offene Punkte / mögliche nächste Schritte</w:t>
       </w:r>
     </w:p>
     <w:p>

--- a/ubuntu-26.04/GNOME_RD_Troubleshooting_Dokumentation.docx
+++ b/ubuntu-26.04/GNOME_RD_Troubleshooting_Dokumentation.docx
@@ -2861,7 +2861,257 @@
           <w:sz w:val="20"/>
           <w:szCs w:val="20"/>
         </w:rPr>
-        <w:t xml:space="preserve">Stand: 18. Juli 2026</w:t>
+        <w:t xml:space="preserve">Kapitel 1–11 — Stand: 18. Juli 2026</w:t>
+      </w:r>
+    </w:p>
+    <w:p>
+      <w:pPr>
+        <w:pStyle w:val="Heading1"/>
+        <w:spacing w:after="200" w:before="400"/>
+      </w:pPr>
+      <w:r>
+        <w:t xml:space="preserve">12. Update (September 2026): Rückkehr zu xRDP + XFCE4</w:t>
+      </w:r>
+    </w:p>
+    <w:p>
+      <w:pPr>
+        <w:spacing w:after="150"/>
+      </w:pPr>
+      <w:r>
+        <w:t xml:space="preserve">Bei der RDP-Einrichtung auf einem zweiten Produktivserver (HP ProDesk 600 G3 DM, physische Maschine statt VMware-Fusion-VM, ebenfalls Ubuntu 26.04) mit der in Kapitel 2 beschriebenen GNOME-Remote-Desktop-Variante zeigten sich zwei Show-Stopper, die auf diesem headless betriebenen Server (kein dauerhaft angeschlossener Monitor) reproduzierbar auftraten. Als Konsequenz wurden alle Ubuntu-26.04-Installationsskripte wieder auf xRDP + XFCE4 umgestellt — damit sind sie nun wieder identisch zur 24.04-Variante.</w:t>
+      </w:r>
+    </w:p>
+    <w:p>
+      <w:pPr>
+        <w:pStyle w:val="Heading2"/>
+        <w:spacing w:after="150" w:before="300"/>
+      </w:pPr>
+      <w:r>
+        <w:t xml:space="preserve">12.1 Zwei Show-Stopper für GNOME Remote Desktop auf Ubuntu 26.04</w:t>
+      </w:r>
+    </w:p>
+    <w:p>
+      <w:pPr>
+        <w:pStyle w:val="ListParagraph"/>
+        <w:numPr>
+          <w:ilvl w:val="0"/>
+          <w:numId w:val="1"/>
+        </w:numPr>
+        <w:spacing w:after="80"/>
+      </w:pPr>
+      <w:r>
+        <w:t xml:space="preserve">Ubuntu 26.04 hat die „GNOME on Xorg“-Session vollständig entfernt — GNOME läuft nur noch unter Wayland. Der frühere X11-Fallback, auf den sich Kapitel 2–9 implizit noch verlassen konnten, existiert damit nicht mehr.</w:t>
+      </w:r>
+    </w:p>
+    <w:p>
+      <w:pPr>
+        <w:pStyle w:val="ListParagraph"/>
+        <w:numPr>
+          <w:ilvl w:val="0"/>
+          <w:numId w:val="1"/>
+        </w:numPr>
+        <w:spacing w:after="80"/>
+      </w:pPr>
+      <w:r>
+        <w:t xml:space="preserve">GNOME Remote Desktop im „--system“-Modus liefert ohne tatsächlich angeschlossenen Monitor kein Bild: Die Authentifizierung (grdctl-Credentials + Linux-Login) läuft erfolgreich durch, das RDP-Fenster bleibt danach aber dauerhaft schwarz. Ursache: Der Modus spiegelt den physischen GDM-Loginscreen und braucht dafür einen echten GPU-Ausgabemodus — ohne Monitor initialisiert die GPU keinen.</w:t>
+      </w:r>
+    </w:p>
+    <w:p>
+      <w:pPr>
+        <w:pBdr>
+          <w:left w:val="single" w:color="E0A030" w:sz="12"/>
+        </w:pBdr>
+        <w:shd w:fill="FFF4E5" w:val="clear"/>
+        <w:spacing w:after="150" w:before="100"/>
+        <w:ind w:left="200"/>
+      </w:pPr>
+      <w:r>
+        <w:rPr>
+          <w:b/>
+          <w:bCs/>
+          <w:i/>
+          <w:iCs/>
+        </w:rPr>
+        <w:t xml:space="preserve">Hinweis: </w:t>
+      </w:r>
+      <w:r>
+        <w:rPr>
+          <w:i/>
+          <w:iCs/>
+        </w:rPr>
+        <w:t xml:space="preserve">Getestet u.a. mit dem FreeRDP-Referenzclient sdl-freerdp (nicht nur mit der macOS „Windows App“) — identisches schwarzes Bild, damit als generelles GNOME-RD-Verhalten und nicht als Client-Eigenheit bestätigt.</w:t>
+      </w:r>
+    </w:p>
+    <w:p>
+      <w:pPr>
+        <w:pStyle w:val="Heading2"/>
+        <w:spacing w:after="150" w:before="300"/>
+      </w:pPr>
+      <w:r>
+        <w:t xml:space="preserve">12.2 Entscheidung: zurück zu xRDP + XFCE4</w:t>
+      </w:r>
+    </w:p>
+    <w:p>
+      <w:pPr>
+        <w:spacing w:after="150"/>
+      </w:pPr>
+      <w:r>
+        <w:t xml:space="preserve">xRDP baut pro Verbindung eine eigene virtuelle X11-Session über xorgxrdp auf — komplett unabhängig vom lokalen Display, Monitor, Display-Manager (gdm/lightdm) oder Wayland/GNOME-Login. Das funktioniert headless zuverlässig und ist einstufig (ein normaler Linux-Login mit Systempasswort, keine separate grdctl-„Türsteher“-Anmeldung wie in Kapitel 4 beschrieben). XFCE4 ist zudem spürbar leichter als eine volle GNOME-Session — auf ressourcenknappen Servern (siehe QGIS-Worker-Speicherbedarf) ein zusätzlicher Vorteil. Ein bereits angeschlossener Monitor bleibt davon unberührt: gdm läuft unverändert weiter und bietet nach der Installation zusätzlich XFCE als Session-Option neben GNOME am lokalen Login-Screen an.</w:t>
+      </w:r>
+    </w:p>
+    <w:p>
+      <w:pPr>
+        <w:spacing w:after="150"/>
+      </w:pPr>
+      <w:r>
+        <w:t xml:space="preserve">Zur Optik: Das xfce4-yaru-Theme-Paket bringt Ubuntus eigenes GTK-Theme/Icon-Set auf XFCE, damit sieht die Session trotz anderer Desktop-Umgebung vertraut nach Ubuntu aus (Einstellungen &gt; Erscheinungsbild &gt; Yaru).</w:t>
+      </w:r>
+    </w:p>
+    <w:p>
+      <w:pPr>
+        <w:pStyle w:val="Heading2"/>
+        <w:spacing w:after="150" w:before="300"/>
+      </w:pPr>
+      <w:r>
+        <w:t xml:space="preserve">12.3 Neue xRDP-spezifische Falle: fehlende oder nicht ausführbare ~/.xsession</w:t>
+      </w:r>
+    </w:p>
+    <w:p>
+      <w:pPr>
+        <w:spacing w:after="150"/>
+      </w:pPr>
+      <w:r>
+        <w:t xml:space="preserve">Nach der Umstellung verband sich die RDP-Session zwar (Login erfolgreich laut xrdp.log), das Fenster öffnete sich aber kurz und schloss sofort wieder. Diagnose über:</w:t>
+      </w:r>
+    </w:p>
+    <w:p>
+      <w:pPr>
+        <w:shd w:fill="F2F2F2" w:val="clear"/>
+        <w:spacing w:after="20"/>
+      </w:pPr>
+      <w:r>
+        <w:rPr>
+          <w:rFonts w:ascii="Consolas" w:cs="Consolas" w:eastAsia="Consolas" w:hAnsi="Consolas"/>
+          <w:sz w:val="19"/>
+          <w:szCs w:val="19"/>
+        </w:rPr>
+        <w:t xml:space="preserve">sudo tail -n 60 /var/log/xrdp.log</w:t>
+      </w:r>
+    </w:p>
+    <w:p>
+      <w:pPr>
+        <w:shd w:fill="F2F2F2" w:val="clear"/>
+        <w:spacing w:after="20"/>
+      </w:pPr>
+      <w:r>
+        <w:rPr>
+          <w:rFonts w:ascii="Consolas" w:cs="Consolas" w:eastAsia="Consolas" w:hAnsi="Consolas"/>
+          <w:sz w:val="19"/>
+          <w:szCs w:val="19"/>
+        </w:rPr>
+        <w:t xml:space="preserve">sudo tail -n 60 /var/log/xrdp-sesman.log</w:t>
+      </w:r>
+    </w:p>
+    <w:p>
+      <w:pPr>
+        <w:spacing w:after="150"/>
+      </w:pPr>
+      <w:r>
+        <w:t xml:space="preserve">zeigte im sesman-Log die entscheidende Zeile: „Window manager exited quickly (1 secs). This could indicate a window manager config problem.“ Ursache: Jeder Linux-Benutzer, der sich per RDP anmeldet, braucht eine eigene, ausführbare ~/.xsession-Datei, die die Desktop-Sitzung explizit auf XFCE4 festlegt. Fehlt sie (z.B. weil der eingesetzte SSH-/Admin-User ein anderer ist als der vom Installationsskript eingerichtete RDP_USER), fällt xrdp auf die System-Standardsession zurück — die unter der virtuellen xorgxrdp-X11-Session sofort wieder beendet wird.</w:t>
+      </w:r>
+    </w:p>
+    <w:p>
+      <w:pPr>
+        <w:shd w:fill="F2F2F2" w:val="clear"/>
+        <w:spacing w:after="20"/>
+      </w:pPr>
+      <w:r>
+        <w:rPr>
+          <w:rFonts w:ascii="Consolas" w:cs="Consolas" w:eastAsia="Consolas" w:hAnsi="Consolas"/>
+          <w:sz w:val="19"/>
+          <w:szCs w:val="19"/>
+        </w:rPr>
+        <w:t xml:space="preserve">echo "xfce4-session" &gt; ~/.xsession</w:t>
+      </w:r>
+    </w:p>
+    <w:p>
+      <w:pPr>
+        <w:shd w:fill="F2F2F2" w:val="clear"/>
+        <w:spacing w:after="20"/>
+      </w:pPr>
+      <w:r>
+        <w:rPr>
+          <w:rFonts w:ascii="Consolas" w:cs="Consolas" w:eastAsia="Consolas" w:hAnsi="Consolas"/>
+          <w:sz w:val="19"/>
+          <w:szCs w:val="19"/>
+        </w:rPr>
+        <w:t xml:space="preserve">chmod +x ~/.xsession</w:t>
+      </w:r>
+    </w:p>
+    <w:p>
+      <w:pPr>
+        <w:pBdr>
+          <w:left w:val="single" w:color="E0A030" w:sz="12"/>
+        </w:pBdr>
+        <w:shd w:fill="FFF4E5" w:val="clear"/>
+        <w:spacing w:after="150" w:before="100"/>
+        <w:ind w:left="200"/>
+      </w:pPr>
+      <w:r>
+        <w:rPr>
+          <w:b/>
+          <w:bCs/>
+          <w:i/>
+          <w:iCs/>
+        </w:rPr>
+        <w:t xml:space="preserve">Hinweis: </w:t>
+      </w:r>
+      <w:r>
+        <w:rPr>
+          <w:i/>
+          <w:iCs/>
+        </w:rPr>
+        <w:t xml:space="preserve">Das chmod +x ist ebenso zwingend wie die Datei selbst — eine vorhandene, aber nicht ausführbare .xsession erzeugt exakt denselben Fehler. Beide Varianten wurden auf dem Produktivserver reproduziert und mit anschliessend erfolgreicher Verbindung bestätigt.</w:t>
+      </w:r>
+    </w:p>
+    <w:p>
+      <w:pPr>
+        <w:pStyle w:val="Heading2"/>
+        <w:spacing w:after="150" w:before="300"/>
+      </w:pPr>
+      <w:r>
+        <w:t xml:space="preserve">12.4 Auswirkung auf die Installationsskripte</w:t>
+      </w:r>
+    </w:p>
+    <w:p>
+      <w:pPr>
+        <w:spacing w:after="150"/>
+      </w:pPr>
+      <w:r>
+        <w:t xml:space="preserve">Alle Skripte in ubuntu-26.04/ (Basis-, 2cpu-, 8cpu-, 16cpu- sowie die no_desktop-Variante) verwenden nun wieder INSTALL_XRDP statt INSTALL_GNOME_RDP, installieren xrdp + xorgxrdp + xfce4 + xfce4-goodies + das Yaru-Theme, legen automatisch eine ausführbare ~/.xsession für RDP_USER an, und der RDP_PORT ist — anders als bei GNOME Remote Desktop — über /etc/xrdp/xrdp.ini tatsächlich änderbar. check_installation_26.04.sh und backup_lizmap_system_26.04.sh prüfen bzw. sichern entsprechend xrdp/xrdp-sesman statt gnome-remote-desktop/grdctl, inklusive eines automatischen Checks auf fehlende oder nicht ausführbare ~/.xsession-Dateien aller lokalen Benutzer. Details siehe README.md und CLAUDE.md im Hauptverzeichnis.</w:t>
+      </w:r>
+    </w:p>
+    <w:p>
+      <w:pPr>
+        <w:spacing w:after="150"/>
+      </w:pPr>
+      <w:r>
+        <w:t xml:space="preserve">Die no_desktop-Variante (früher: „nutzt GNOME, kein zusätzliches Desktop-Environment“) installiert jetzt ebenfalls xrdp + XFCE4 — das ist trotz „zusätzlichem“ Paket ressourcenschonender als der GNOME-RD-Ansatz und funktioniert headless zuverlässig, was das eigentliche Ziel dieser Variante war.</w:t>
+      </w:r>
+    </w:p>
+    <w:p>
+      <w:pPr>
+        <w:spacing w:before="400"/>
+      </w:pPr>
+      <w:r>
+        <w:rPr>
+          <w:i/>
+          <w:iCs/>
+          <w:color w:val="888888"/>
+          <w:sz w:val="20"/>
+          <w:szCs w:val="20"/>
+        </w:rPr>
+        <w:t xml:space="preserve">Kapitel 12 — Stand: 6. September 2026</w:t>
       </w:r>
     </w:p>
     <w:sectPr>
